--- a/example_articles/states/Minnesota/6.states_Minnesota_Other_publisher.docx
+++ b/example_articles/states/Minnesota/6.states_Minnesota_Other_publisher.docx
@@ -27,17 +27,17 @@
     </w:p>
     <w:p>
       <w:r>
-        <w:t>Source File: Other publishers/Files (500) (31).DOCX</w:t>
+        <w:t>Source file: Other publishers/Files (500) (31).DOCX</w:t>
       </w:r>
     </w:p>
     <w:p>
       <w:r>
-        <w:t>Raw locations result: ['Minnesota']</w:t>
+        <w:t>Raw locations result, 'locations': ['Minnesota']</w:t>
       </w:r>
     </w:p>
     <w:p>
       <w:r>
-        <w:t>states_stand_flat (Standardized): Minnesota</w:t>
+        <w:t>Standardized locations result, 'states_stand_flat': Minnesota</w:t>
       </w:r>
     </w:p>
     <w:p>

--- a/example_articles/states/Minnesota/6.states_Minnesota_Other_publisher.docx
+++ b/example_articles/states/Minnesota/6.states_Minnesota_Other_publisher.docx
@@ -7,7 +7,9 @@
         <w:pStyle w:val="Heading1"/>
       </w:pPr>
       <w:r>
-        <w:t>Alabama crash kills 18</w:t>
+        <w:t>Court hears St. Paul hate-crimes case;</w:t>
+        <w:br/>
+        <w:t xml:space="preserve"> Cross burner has challenged law's constitutionality</w:t>
       </w:r>
     </w:p>
     <w:p>
@@ -17,17 +19,17 @@
     </w:p>
     <w:p>
       <w:r>
-        <w:t>Date: 1991-07-11</w:t>
+        <w:t>Date: 1991-12-05</w:t>
       </w:r>
     </w:p>
     <w:p>
       <w:r>
-        <w:t>Section: NEWS; Pg. 1A</w:t>
+        <w:t>Section: News; Pg. 7A</w:t>
       </w:r>
     </w:p>
     <w:p>
       <w:r>
-        <w:t>Source file: Other publishers/Files (500) (31).DOCX</w:t>
+        <w:t>Source file: Other publishers/Files (500) (27).DOCX</w:t>
       </w:r>
     </w:p>
     <w:p>
@@ -49,27 +51,49 @@
     </w:p>
     <w:p>
       <w:r>
-        <w:t>At least 18 people were killed Wednesday when a commuter plane carrying 15 people crashed into two homes and burst into flames in a small working- class community outside Birmingham, Ala.</w:t>
+        <w:t>The Supreme Court was asked Wednesday to decide whether burning a cross at the home of a black family in St. Paul constitutes an offense that can be prohibited by statute or a form of expression protected by the First Amendment.</w:t>
         <w:br/>
-        <w:t>L'Express Air Flight 508 was within five miles of Birmingham Municipal Airport when it bounced off the roof of one house and smashed into a second at 6: 12 p.m. CDT, said the FAA's Kathleen Bergen.</w:t>
+        <w:t xml:space="preserve"> Attorney Edward Cleary, who appealed the case to the court on behalf of one of the cross burners, challenged the constitutionality of a St. Paul hate-crimes ordinance that bans the display of burning crosses, swastikas and other offensive symbols.</w:t>
         <w:br/>
-        <w:t>The twin engine turboprop Beechcraft was en route from Mobile, Ala.</w:t>
+        <w:t xml:space="preserve"> "The St. Paul City Council was very well meaning," Cleary said in his opening statement to the court yesterday. "But this is an hour of danger for the First Amendment. Many groups with good intentions like to encroach on it."</w:t>
         <w:br/>
-        <w:t>One of the two pilots, identified as Desert Storm veteran Francis Fernandez, 54, was reported in critical condition. The dead included 13 passengers, one crewmember and four from one of the homes.</w:t>
+        <w:t>Ramsey County Attorney Tom Foley responded that this is a time of danger for victims of bias crimes, which are on the rise in Minnesota and the nation. These crimes, he said, "are a cancer on society that will spread if they are not dealt with."</w:t>
         <w:br/>
-        <w:t>No cause has been determined, but a strong thunderstorm hit minutes earlier.</w:t>
+        <w:t xml:space="preserve"> Burning a cross on the lawn of a black family's home is not a protected expression, Foley said. "It is an unmistakable threat, and prohibiting this terroristic act" is permissible under the constitution.</w:t>
         <w:br/>
+        <w:t xml:space="preserve"> The St. Paul case is much more than a test of one city's bias laws. All but four states have adopted similar statutes, most within the past few years. And a large proportion of colleges and universities have adopted rules prohibiting expressions of racial or sexual bias.</w:t>
         <w:br/>
-        <w:t>Graphic</w:t>
+        <w:t xml:space="preserve"> The new rules and laws have engendered controversy and split traditional liberal allies. But, until now, they have not been tested in the Supreme Court.</w:t>
         <w:br/>
+        <w:t xml:space="preserve"> The traditional civil rights community is split over the St. Paul case. Groups such as the American Civil Liberties Union, which filed a brief supporting Cleary, find themselves arguing with the NAACP and the Anti-Defamation League of B'nai B'rith, who side with the city of St. Paul.</w:t>
         <w:br/>
-        <w:t xml:space="preserve"> </w:t>
+        <w:t xml:space="preserve"> The case began in the early morning hours of June 21, 1990, when Russ and Laura Jones awoke with the sound of voices in the front yard of their new Mounds Park home. In horror, the Joneses, who are black, looked out their window to their yard to see a cross burning - the longtime symbol of the Ku Klux Klan.</w:t>
         <w:br/>
-        <w:t>PHOTO; color, Bob Farley, AP</w:t>
+        <w:t xml:space="preserve"> Russ Jones has told reporters he thought first of the safety of his five children, and called 911. After the police left, another cross was ignited directly across the street from the Jones house. The family had been puzzling over small acts of vandalism they had experienced since they moved into the working-class, mostly white neighborhood. After the cross burnings, there was no doubt: They were the victims of racism.</w:t>
         <w:br/>
-        <w:t xml:space="preserve"> </w:t>
+        <w:t xml:space="preserve"> The next morning, however, there was an outpouring of support from neighbors and city officials. Police quickly tracked down a small group of young men who had made the crosses from a broken chair, wrapped them in cloth rags and set them ablaze with paint thinner.</w:t>
         <w:br/>
-        <w:t>CUTLINE: FIREFIGHTERS HOSE DOWN CRASH SCENE</w:t>
+        <w:t xml:space="preserve"> The two leaders in the incident were immediately charged under St. Paul's hate-crimes statute. It was enacted originally in 1982 and amended in 1989 and 1990 but it had never been used before.</w:t>
+        <w:br/>
+        <w:t xml:space="preserve"> It states that "whoever places on public or private property a symbol, object appellation, characterization or graffiti, including but not limited to a burning cross or Nazi swastika, which one knows or has reasonable grounds to know arouses anger, alarm or resentment in others on the basis of race, color, religion or gender, commits disorderly conduct and shall be guilty of a misdemeanor."</w:t>
+        <w:br/>
+        <w:t xml:space="preserve"> Prosecutors filed charges under the law against Robert Viktora, then 17, and Arthur Miller III, then 18.</w:t>
+        <w:br/>
+        <w:t xml:space="preserve"> Miller pleaded guilty and was sentenced to 30 days in jail. Viktora, who was charged with the hate-crime violation and fourth-degree assault, challenged the constitutionality of the hate-crimes law.</w:t>
+        <w:br/>
+        <w:t xml:space="preserve"> Since he was a minor at the time, Viktora's case is known in the court system as R.A.V. vs. St. Paul. The challenge worked well for Viktora, at first. The juvenile judge who first heard the case agreed with Cleary that the St. Paul law was too broad and threw out the case.</w:t>
+        <w:br/>
+        <w:t xml:space="preserve"> But the Minnesota Supreme Court overturned that decision - and effectively rewrote the St. Paul law to keep it line with previous U.S. Supreme Court decisions. The Minnesota court's decision said the St. Paul ordinance "should have been more carefully drafted." But it defended the basic intent of the law.</w:t>
+        <w:br/>
+        <w:t xml:space="preserve"> "Burning a cross in the yard of an African-American family's home is deplorable conduct that the city of St. Paul may without question prohibit," the court said. The St. Paul ordinance, the Minnesota court ruled, prohibits those expressions likely to produce "imminent lawless action." This puts the case in line with previous Supreme Court decisions that allow laws that restrict expression of "fighting words."</w:t>
+        <w:br/>
+        <w:t xml:space="preserve"> During yesterday's Supreme Court session, Justice Antonin Scalia questioned the part of the hate-crimes ordinance that specifically outlaws expressions that offend people on the basis of race, religion, creed or gender.</w:t>
+        <w:br/>
+        <w:t xml:space="preserve"> "The city of St. Paul deemed it necessary to legislate against this particular harm," Foley said.</w:t>
+        <w:br/>
+        <w:t xml:space="preserve"> Said Scalia, "It seems to me like the rankest manner of content-based discrimination."</w:t>
+        <w:br/>
+        <w:t xml:space="preserve"> In statements filed in advance of yesterday's hearing, Foley and his backers emphasize the threat of hate crimes to minorities. The Anti-Defamation League brief says that in Minnesota 307 hate crimes were reported in 1990. That's up from 253 the year before.</w:t>
       </w:r>
     </w:p>
     <w:sectPr>

--- a/example_articles/states/Minnesota/6.states_Minnesota_Other_publisher.docx
+++ b/example_articles/states/Minnesota/6.states_Minnesota_Other_publisher.docx
@@ -7,9 +7,7 @@
         <w:pStyle w:val="Heading1"/>
       </w:pPr>
       <w:r>
-        <w:t>Court hears St. Paul hate-crimes case;</w:t>
-        <w:br/>
-        <w:t xml:space="preserve"> Cross burner has challenged law's constitutionality</w:t>
+        <w:t>Biden touts next-gen roads, jobs</w:t>
       </w:r>
     </w:p>
     <w:p>
@@ -19,17 +17,17 @@
     </w:p>
     <w:p>
       <w:r>
-        <w:t>Date: 1991-12-05</w:t>
+        <w:t>Date: 2021-12-01</w:t>
       </w:r>
     </w:p>
     <w:p>
       <w:r>
-        <w:t>Section: News; Pg. 7A</w:t>
+        <w:t>Section: NEWS; Pg. 1A</w:t>
       </w:r>
     </w:p>
     <w:p>
       <w:r>
-        <w:t>Source file: Other publishers/Files (500) (27).DOCX</w:t>
+        <w:t>Source file: Other publishers/Files (500) (4).DOCX</w:t>
       </w:r>
     </w:p>
     <w:p>
@@ -51,49 +49,59 @@
     </w:p>
     <w:p>
       <w:r>
-        <w:t>The Supreme Court was asked Wednesday to decide whether burning a cross at the home of a black family in St. Paul constitutes an offense that can be prohibited by statute or a form of expression protected by the First Amendment.</w:t>
+        <w:t>President Joe Biden used his first Minnesota visit since being elected to take a victory lap on the $1 trillion infrastructure package, promising an infusion of money to repair the state's roads and bridges, create construction jobs and "rebuild the backbone of this nation."</w:t>
         <w:br/>
-        <w:t xml:space="preserve"> Attorney Edward Cleary, who appealed the case to the court on behalf of one of the cross burners, challenged the constitutionality of a St. Paul hate-crimes ordinance that bans the display of burning crosses, swastikas and other offensive symbols.</w:t>
+        <w:t>Standing on the floor of a heavy machinery shop at Rosemount's Dakota County Technical College on Tuesday, Biden painted a picture of a future where electric cars can be plugged in alongside highways and where every household in Minnesota has access to high-speed internet. He promised a state that's more resilient to wildfires, heavy rains and other major weather events caused by climate change.</w:t>
         <w:br/>
-        <w:t xml:space="preserve"> "The St. Paul City Council was very well meaning," Cleary said in his opening statement to the court yesterday. "But this is an hour of danger for the First Amendment. Many groups with good intentions like to encroach on it."</w:t>
+        <w:t>"These are the jobs of today and tomorrow," Biden said. "We're going to help America win the competition in the 21st century. We're getting back in the game."</w:t>
         <w:br/>
-        <w:t>Ramsey County Attorney Tom Foley responded that this is a time of danger for victims of bias crimes, which are on the rise in Minnesota and the nation. These crimes, he said, "are a cancer on society that will spread if they are not dealt with."</w:t>
+        <w:t>The infrastructure package Biden signed two weeks ago is projected to send billions to Minnesota for road and bridge repair, transit systems, water sewer systems and broadband access. His stop in Minnesota is part of a two-week tour through the country to trumpet the measure, as well as make the case for his broader domestic policy agenda, known as the Build Back Better Act, that has yet to clear the Senate.</w:t>
         <w:br/>
-        <w:t xml:space="preserve"> Burning a cross on the lawn of a black family's home is not a protected expression, Foley said. "It is an unmistakable threat, and prohibiting this terroristic act" is permissible under the constitution.</w:t>
+        <w:t>Minnesota's congressional Republicans, none of whom voted for the infrastructure bill, criticized the president and his party in a Tuesday morning Zoom call, blaming his administration for higher inflation and rising energy prices.</w:t>
         <w:br/>
-        <w:t xml:space="preserve"> The St. Paul case is much more than a test of one city's bias laws. All but four states have adopted similar statutes, most within the past few years. And a large proportion of colleges and universities have adopted rules prohibiting expressions of racial or sexual bias.</w:t>
+        <w:t>"When President Joe Biden says he's coming to Minnesota to promote his failed policies, I was excited, so Minnesotans can see firsthand the crises that have come upon us," said Republican U.S. Rep. Pete Stauber.</w:t>
         <w:br/>
-        <w:t xml:space="preserve"> The new rules and laws have engendered controversy and split traditional liberal allies. But, until now, they have not been tested in the Supreme Court.</w:t>
+        <w:t>Hundreds of people lined the roadway across from Dakota County Technical College to protest Biden's visit, ranging from supporters of former President Donald Trump to Ethiopians on all sides of the country's civil war asking that Biden re-examine his foreign policy.</w:t>
         <w:br/>
-        <w:t xml:space="preserve"> The traditional civil rights community is split over the St. Paul case. Groups such as the American Civil Liberties Union, which filed a brief supporting Cleary, find themselves arguing with the NAACP and the Anti-Defamation League of B'nai B'rith, who side with the city of St. Paul.</w:t>
+        <w:t>Among the many DFL officials joining Biden were Minnesota Gov. Tim Walz, U.S. Sens. Amy Klobuchar and Tina Smith, and Reps. Dean Phillips, Betty McCollum and Angie Craig, whose Second Congressional District includes Dakota County. DFL Rep. Ilhan Omar, who did not vote for the infrastructure bill, held a virtual town hall Tuesday and was not in attendance.</w:t>
         <w:br/>
-        <w:t xml:space="preserve"> The case began in the early morning hours of June 21, 1990, when Russ and Laura Jones awoke with the sound of voices in the front yard of their new Mounds Park home. In horror, the Joneses, who are black, looked out their window to their yard to see a cross burning - the longtime symbol of the Ku Klux Klan.</w:t>
+        <w:t>The White House projects that Minnesota's share of the legislation will mean $4.5 billion for highways and about $300 million for bridges within a five-year span.</w:t>
         <w:br/>
-        <w:t xml:space="preserve"> Russ Jones has told reporters he thought first of the safety of his five children, and called 911. After the police left, another cross was ignited directly across the street from the Jones house. The family had been puzzling over small acts of vandalism they had experienced since they moved into the working-class, mostly white neighborhood. After the cross burnings, there was no doubt: They were the victims of racism.</w:t>
+        <w:t>The state is also expected to see at least $100 million for broadband, over $800 million for public transportation and $680 million for water projects.</w:t>
         <w:br/>
-        <w:t xml:space="preserve"> The next morning, however, there was an outpouring of support from neighbors and city officials. Police quickly tracked down a small group of young men who had made the crosses from a broken chair, wrapped them in cloth rags and set them ablaze with paint thinner.</w:t>
+        <w:t>"These students are looking forward to all those jobs, which we know are out there right now," Klobuchar said before Biden's remarks. "We're not going to have a shortage of sports marketing degrees, we're going to have a shortage of ... construction workers, and plumbers and electricians."</w:t>
         <w:br/>
-        <w:t xml:space="preserve"> The two leaders in the incident were immediately charged under St. Paul's hate-crimes statute. It was enacted originally in 1982 and amended in 1989 and 1990 but it had never been used before.</w:t>
+        <w:t>Before his remarks, Biden toured the heavy machinery facilities on campus, peppering students with questions about what kinds of programs are offered for both truck driving and advancements in electric vehicles.</w:t>
         <w:br/>
-        <w:t xml:space="preserve"> It states that "whoever places on public or private property a symbol, object appellation, characterization or graffiti, including but not limited to a burning cross or Nazi swastika, which one knows or has reasonable grounds to know arouses anger, alarm or resentment in others on the basis of race, color, religion or gender, commits disorderly conduct and shall be guilty of a misdemeanor."</w:t>
+        <w:t>He promised the technical college students that the Build Back Better Act will increase financial aid to help them "carry the load you have to carry."</w:t>
         <w:br/>
-        <w:t xml:space="preserve"> Prosecutors filed charges under the law against Robert Viktora, then 17, and Arthur Miller III, then 18.</w:t>
+        <w:t>"Places like this are going to train the next generation of workers to do the jobs that my infrastructure law and our Build Back Better Act are going to put into even greater demand," Biden said. "We're going to need more qualified people, and we're talking about students learning how to repair electric vehicles and batteries and drive trucks."</w:t>
         <w:br/>
-        <w:t xml:space="preserve"> Miller pleaded guilty and was sentenced to 30 days in jail. Viktora, who was charged with the hate-crime violation and fourth-degree assault, challenged the constitutionality of the hate-crimes law.</w:t>
+        <w:t>The visit comes at a critical time in Biden's first year as president.</w:t>
         <w:br/>
-        <w:t xml:space="preserve"> Since he was a minor at the time, Viktora's case is known in the court system as R.A.V. vs. St. Paul. The challenge worked well for Viktora, at first. The juvenile judge who first heard the case agreed with Cleary that the St. Paul law was too broad and threw out the case.</w:t>
+        <w:t>He won Minnesota last fall by 7 percentage points, but a Minnesota poll from September found voters here are now more divided on his job performance.</w:t>
         <w:br/>
-        <w:t xml:space="preserve"> But the Minnesota Supreme Court overturned that decision - and effectively rewrote the St. Paul law to keep it line with previous U.S. Supreme Court decisions. The Minnesota court's decision said the St. Paul ordinance "should have been more carefully drafted." But it defended the basic intent of the law.</w:t>
+        <w:t>Several congressional races in Minnesota, including the Second District where he visited Tuesday, are being targeted by national Republicans as they try to take back the House in next fall's midterms.</w:t>
         <w:br/>
-        <w:t xml:space="preserve"> "Burning a cross in the yard of an African-American family's home is deplorable conduct that the city of St. Paul may without question prohibit," the court said. The St. Paul ordinance, the Minnesota court ruled, prohibits those expressions likely to produce "imminent lawless action." This puts the case in line with previous Supreme Court decisions that allow laws that restrict expression of "fighting words."</w:t>
+        <w:t>"No question, he's here to try to shore up the faltering campaigns of Angie Craig and Gov. Walz," state Republican Party Chairman David Hann said Tuesday. "But I think the fact that they are choosing to link themselves so closely to the failed policies of the Biden presidency are going to mean that for Minnesotans, they're going to have a clear choice next year."</w:t>
         <w:br/>
-        <w:t xml:space="preserve"> During yesterday's Supreme Court session, Justice Antonin Scalia questioned the part of the hate-crimes ordinance that specifically outlaws expressions that offend people on the basis of race, religion, creed or gender.</w:t>
+        <w:t>Democrats hope the construction and jobs generated by the infrastructure bill will be signs for years to come of the accomplishments of the party.</w:t>
         <w:br/>
-        <w:t xml:space="preserve"> "The city of St. Paul deemed it necessary to legislate against this particular harm," Foley said.</w:t>
+        <w:t>But Biden acknowledged the ongoing challenges of his administration, including the battle against the pandemic. He promised to lay out a plan later this week to fight variants of COVID by encouraging vaccinations, not lockdowns.</w:t>
         <w:br/>
-        <w:t xml:space="preserve"> Said Scalia, "It seems to me like the rankest manner of content-based discrimination."</w:t>
+        <w:t>The jobs and construction from the infrastructure bill will help build the economy back from the pandemic from the "bottom up and middle out," he said.</w:t>
         <w:br/>
-        <w:t xml:space="preserve"> In statements filed in advance of yesterday's hearing, Foley and his backers emphasize the threat of hate crimes to minorities. The Anti-Defamation League brief says that in Minnesota 307 hate crimes were reported in 1990. That's up from 253 the year before.</w:t>
+        <w:t>"This law does something truly historic, it's going to help rebuild the backbone of this nation, working people and the middle class," Biden said. "The hardworking, middle class folks, working class folks who built the country."</w:t>
+        <w:br/>
+        <w:t>Staff writer Zoë Jackson contributed to this report.</w:t>
+        <w:br/>
+        <w:t>Briana Bierschbach · 651-925-5042</w:t>
+        <w:br/>
+        <w:t>Twitter: @bbierschbach</w:t>
+        <w:br/>
+        <w:t>Hunter Woodall · 612-673-4559</w:t>
+        <w:br/>
+        <w:t>Twitter: @huntermw</w:t>
       </w:r>
     </w:p>
     <w:sectPr>

--- a/example_articles/states/Minnesota/6.states_Minnesota_Other_publisher.docx
+++ b/example_articles/states/Minnesota/6.states_Minnesota_Other_publisher.docx
@@ -7,7 +7,7 @@
         <w:pStyle w:val="Heading1"/>
       </w:pPr>
       <w:r>
-        <w:t>Biden touts next-gen roads, jobs</w:t>
+        <w:t>Latin nights at the movies</w:t>
       </w:r>
     </w:p>
     <w:p>
@@ -17,17 +17,17 @@
     </w:p>
     <w:p>
       <w:r>
-        <w:t>Date: 2021-12-01</w:t>
+        <w:t>Date: 2015-11-19</w:t>
       </w:r>
     </w:p>
     <w:p>
       <w:r>
-        <w:t>Section: NEWS; Pg. 1A</w:t>
+        <w:t>Section: VARIETY; Pg. 1E</w:t>
       </w:r>
     </w:p>
     <w:p>
       <w:r>
-        <w:t>Source file: Other publishers/Files (500) (4).DOCX</w:t>
+        <w:t>Source file: Other publishers/Files (500) (12).DOCX</w:t>
       </w:r>
     </w:p>
     <w:p>
@@ -49,59 +49,31 @@
     </w:p>
     <w:p>
       <w:r>
-        <w:t>President Joe Biden used his first Minnesota visit since being elected to take a victory lap on the $1 trillion infrastructure package, promising an infusion of money to repair the state's roads and bridges, create construction jobs and "rebuild the backbone of this nation."</w:t>
+        <w:t>It's time once again to take a trip to Mexico, Central and South America and Spain, too.</w:t>
         <w:br/>
-        <w:t>Standing on the floor of a heavy machinery shop at Rosemount's Dakota County Technical College on Tuesday, Biden painted a picture of a future where electric cars can be plugged in alongside highways and where every household in Minnesota has access to high-speed internet. He promised a state that's more resilient to wildfires, heavy rains and other major weather events caused by climate change.</w:t>
+        <w:t>Cine Latino returns this week to the Film Society of Minneapolis St. Paul, starting Thursday at St. Anthony Main in Minneapolis. If it seems like the festival, showcasing new cinema by filmmakers from the Spanish-speaking world, was here recently, you're right. Appearing as both a yearly fall fest and a program in each spring's Minneapolis St. Paul International Film Festival, it's never long absent or thinly attended.</w:t>
         <w:br/>
-        <w:t>"These are the jobs of today and tomorrow," Biden said. "We're going to help America win the competition in the 21st century. We're getting back in the game."</w:t>
+        <w:t>Jesse Bishop, programming director of the Film Society, calls the biannual offering "one of the hallmark programs in our ongoing initiative to present films that represent the new international populations in Minnesota." Curated in part by an advisory group representing some 22 countries in the Twin Cities community, it screens both the types of films and topics they'd like to see.</w:t>
         <w:br/>
-        <w:t>The infrastructure package Biden signed two weeks ago is projected to send billions to Minnesota for road and bridge repair, transit systems, water sewer systems and broadband access. His stop in Minnesota is part of a two-week tour through the country to trumpet the measure, as well as make the case for his broader domestic policy agenda, known as the Build Back Better Act, that has yet to clear the Senate.</w:t>
+        <w:t>The aim is broadly cross-cultural, "a program for all audiences," as Bishop calls it. This edition presents the rich film heritages of countries throughout the Southern Hemisphere (plus Spain), along with work from Latino filmmakers working in the United States with English-speaking actors. There is light comedy, poetic drama and documentary features to inspire, inform, entertain and educate.</w:t>
         <w:br/>
-        <w:t>Minnesota's congressional Republicans, none of whom voted for the infrastructure bill, criticized the president and his party in a Tuesday morning Zoom call, blaming his administration for higher inflation and rising energy prices.</w:t>
+        <w:t>Take the opening night film: "The Thin Yellow Line" by first-time Mexican director Celso García. It is a modest tale about a road crew whose five very different members must work together under exhausting conditions to paint lines on a desolate highway. Their foreman is Toño (Damian Alcazar), who was just fired after 11 years of service in his job as a junkyard watchman, to be replaced by a dog. The challenges he and the crew face follow a manual labor version of Murphy's law, with every bend in the 125-mile road triggering another misfire. Garcia's cast brings a sense of optimism and friendship to the task, making the film feel enjoyable even when the incidents the men face feel a touch too contrived. While it is not innovative, it is a pleasurable chapter in the tradition of Latin American stories about the lives of everyday working-class men and women. (7 p.m. Thu.)</w:t>
         <w:br/>
-        <w:t>"When President Joe Biden says he's coming to Minnesota to promote his failed policies, I was excited, so Minnesotans can see firsthand the crises that have come upon us," said Republican U.S. Rep. Pete Stauber.</w:t>
+        <w:t>Jon Garaño &amp; Jose Mari Goenaga's empathetic drama "Flowers" is Spain's official selection for the 2016 Oscars. It's the first time in history the best foreign language nominee was filmed in the Basque language. Deeply touching, slightly chilling and occasionally darkly comic, the film calls to mind the work of Pedro Almodóvar, though much more painterly in terms of color and tone. Construction-site office worker Ane (Nagore Aranburu) begins receiving flowers from an anonymous, and presumably unknown, admirer. As Ane tries to learn who's sending them, the aging Tere (Itziar Aizpuru) hopes her only son, Beñat (Josean Bengoetxea), and his forceful wife, Lourdes (Itziar Ituño), will give her a grandchild - only to be disappointed. When tragedy strikes suddenly, flowers start to appear again; in Basque country, flowers work both as expressions of love and memorial bouquets at highway sites of traffic fatalities. The film is a poignant, beautiful bouquet. (1:30 p.m. Fri. and 5:15 p.m. Sun.)</w:t>
         <w:br/>
-        <w:t>Hundreds of people lined the roadway across from Dakota County Technical College to protest Biden's visit, ranging from supporters of former President Donald Trump to Ethiopians on all sides of the country's civil war asking that Biden re-examine his foreign policy.</w:t>
+        <w:t>Kristen Wiig, in an outstanding dramatic turn, leads the cast of the unconventional indie drama "Nasty Baby," which co-stars director Sebastián Silva. The centers of the episodic story are Brooklyn-based artist Freddy (Silva), his boyfriend Mo (Tunde Adebimpe) and their best friend Polly (Wiig), who is trying to carry a baby for the pair. The medical and emotional challenges of conception and creating the three-way family are darkened further by increasingly threatening confrontations with a neighbor who just might be a violent madman. (9:30 p.m. Fri. and 10 p.m. Mon.)</w:t>
         <w:br/>
-        <w:t>Among the many DFL officials joining Biden were Minnesota Gov. Tim Walz, U.S. Sens. Amy Klobuchar and Tina Smith, and Reps. Dean Phillips, Betty McCollum and Angie Craig, whose Second Congressional District includes Dakota County. DFL Rep. Ilhan Omar, who did not vote for the infrastructure bill, held a virtual town hall Tuesday and was not in attendance.</w:t>
+        <w:t>Other highlights of the festival include the drug war documentary "Kingdom of Shadows," the social thriller "Paulina," the humorous international aid worker drama "A Perfect Day" and the youthful romantic comedy "It's Now Or Never." There are edge-of-your-seat thrillers like "The Clan" and "The Vanished Elephant," artistic gems like visiting director Tito Molina's "Silence in Dreamland" and Patricio Guzman's "The Pearl Button," and unconventional dramas like "Talk."</w:t>
         <w:br/>
-        <w:t>The White House projects that Minnesota's share of the legislation will mean $4.5 billion for highways and about $300 million for bridges within a five-year span.</w:t>
+        <w:t>Colin Covert · 612-673-7186</w:t>
         <w:br/>
-        <w:t>The state is also expected to see at least $100 million for broadband, over $800 million for public transportation and $680 million for water projects.</w:t>
+        <w:t>Cine Latino</w:t>
         <w:br/>
-        <w:t>"These students are looking forward to all those jobs, which we know are out there right now," Klobuchar said before Biden's remarks. "We're not going to have a shortage of sports marketing degrees, we're going to have a shortage of ... construction workers, and plumbers and electricians."</w:t>
+        <w:t>When: Thu.-Nov. 25.</w:t>
         <w:br/>
-        <w:t>Before his remarks, Biden toured the heavy machinery facilities on campus, peppering students with questions about what kinds of programs are offered for both truck driving and advancements in electric vehicles.</w:t>
+        <w:t>Where: St. Anthony Main Theatre.</w:t>
         <w:br/>
-        <w:t>He promised the technical college students that the Build Back Better Act will increase financial aid to help them "carry the load you have to carry."</w:t>
-        <w:br/>
-        <w:t>"Places like this are going to train the next generation of workers to do the jobs that my infrastructure law and our Build Back Better Act are going to put into even greater demand," Biden said. "We're going to need more qualified people, and we're talking about students learning how to repair electric vehicles and batteries and drive trucks."</w:t>
-        <w:br/>
-        <w:t>The visit comes at a critical time in Biden's first year as president.</w:t>
-        <w:br/>
-        <w:t>He won Minnesota last fall by 7 percentage points, but a Minnesota poll from September found voters here are now more divided on his job performance.</w:t>
-        <w:br/>
-        <w:t>Several congressional races in Minnesota, including the Second District where he visited Tuesday, are being targeted by national Republicans as they try to take back the House in next fall's midterms.</w:t>
-        <w:br/>
-        <w:t>"No question, he's here to try to shore up the faltering campaigns of Angie Craig and Gov. Walz," state Republican Party Chairman David Hann said Tuesday. "But I think the fact that they are choosing to link themselves so closely to the failed policies of the Biden presidency are going to mean that for Minnesotans, they're going to have a clear choice next year."</w:t>
-        <w:br/>
-        <w:t>Democrats hope the construction and jobs generated by the infrastructure bill will be signs for years to come of the accomplishments of the party.</w:t>
-        <w:br/>
-        <w:t>But Biden acknowledged the ongoing challenges of his administration, including the battle against the pandemic. He promised to lay out a plan later this week to fight variants of COVID by encouraging vaccinations, not lockdowns.</w:t>
-        <w:br/>
-        <w:t>The jobs and construction from the infrastructure bill will help build the economy back from the pandemic from the "bottom up and middle out," he said.</w:t>
-        <w:br/>
-        <w:t>"This law does something truly historic, it's going to help rebuild the backbone of this nation, working people and the middle class," Biden said. "The hardworking, middle class folks, working class folks who built the country."</w:t>
-        <w:br/>
-        <w:t>Staff writer Zoë Jackson contributed to this report.</w:t>
-        <w:br/>
-        <w:t>Briana Bierschbach · 651-925-5042</w:t>
-        <w:br/>
-        <w:t>Twitter: @bbierschbach</w:t>
-        <w:br/>
-        <w:t>Hunter Woodall · 612-673-4559</w:t>
-        <w:br/>
-        <w:t>Twitter: @huntermw</w:t>
+        <w:t>Tickets: $10 general, $7 Film Society members. Complete schedule at mspfilm.org.</w:t>
       </w:r>
     </w:p>
     <w:sectPr>

--- a/example_articles/states/Minnesota/6.states_Minnesota_Other_publisher.docx
+++ b/example_articles/states/Minnesota/6.states_Minnesota_Other_publisher.docx
@@ -7,7 +7,7 @@
         <w:pStyle w:val="Heading1"/>
       </w:pPr>
       <w:r>
-        <w:t>Latin nights at the movies</w:t>
+        <w:t>Biden touts next-gen roads, jobs</w:t>
       </w:r>
     </w:p>
     <w:p>
@@ -17,17 +17,17 @@
     </w:p>
     <w:p>
       <w:r>
-        <w:t>Date: 2015-11-19</w:t>
+        <w:t>Date: 2021-12-01</w:t>
       </w:r>
     </w:p>
     <w:p>
       <w:r>
-        <w:t>Section: VARIETY; Pg. 1E</w:t>
+        <w:t>Section: NEWS; Pg. 1A</w:t>
       </w:r>
     </w:p>
     <w:p>
       <w:r>
-        <w:t>Source file: Other publishers/Files (500) (12).DOCX</w:t>
+        <w:t>Source file: Other publishers/Files (500) (4).DOCX</w:t>
       </w:r>
     </w:p>
     <w:p>
@@ -49,31 +49,59 @@
     </w:p>
     <w:p>
       <w:r>
-        <w:t>It's time once again to take a trip to Mexico, Central and South America and Spain, too.</w:t>
+        <w:t>President Joe Biden used his first Minnesota visit since being elected to take a victory lap on the $1 trillion infrastructure package, promising an infusion of money to repair the state's roads and bridges, create construction jobs and "rebuild the backbone of this nation."</w:t>
         <w:br/>
-        <w:t>Cine Latino returns this week to the Film Society of Minneapolis St. Paul, starting Thursday at St. Anthony Main in Minneapolis. If it seems like the festival, showcasing new cinema by filmmakers from the Spanish-speaking world, was here recently, you're right. Appearing as both a yearly fall fest and a program in each spring's Minneapolis St. Paul International Film Festival, it's never long absent or thinly attended.</w:t>
+        <w:t>Standing on the floor of a heavy machinery shop at Rosemount's Dakota County Technical College on Tuesday, Biden painted a picture of a future where electric cars can be plugged in alongside highways and where every household in Minnesota has access to high-speed internet. He promised a state that's more resilient to wildfires, heavy rains and other major weather events caused by climate change.</w:t>
         <w:br/>
-        <w:t>Jesse Bishop, programming director of the Film Society, calls the biannual offering "one of the hallmark programs in our ongoing initiative to present films that represent the new international populations in Minnesota." Curated in part by an advisory group representing some 22 countries in the Twin Cities community, it screens both the types of films and topics they'd like to see.</w:t>
+        <w:t>"These are the jobs of today and tomorrow," Biden said. "We're going to help America win the competition in the 21st century. We're getting back in the game."</w:t>
         <w:br/>
-        <w:t>The aim is broadly cross-cultural, "a program for all audiences," as Bishop calls it. This edition presents the rich film heritages of countries throughout the Southern Hemisphere (plus Spain), along with work from Latino filmmakers working in the United States with English-speaking actors. There is light comedy, poetic drama and documentary features to inspire, inform, entertain and educate.</w:t>
+        <w:t>The infrastructure package Biden signed two weeks ago is projected to send billions to Minnesota for road and bridge repair, transit systems, water sewer systems and broadband access. His stop in Minnesota is part of a two-week tour through the country to trumpet the measure, as well as make the case for his broader domestic policy agenda, known as the Build Back Better Act, that has yet to clear the Senate.</w:t>
         <w:br/>
-        <w:t>Take the opening night film: "The Thin Yellow Line" by first-time Mexican director Celso García. It is a modest tale about a road crew whose five very different members must work together under exhausting conditions to paint lines on a desolate highway. Their foreman is Toño (Damian Alcazar), who was just fired after 11 years of service in his job as a junkyard watchman, to be replaced by a dog. The challenges he and the crew face follow a manual labor version of Murphy's law, with every bend in the 125-mile road triggering another misfire. Garcia's cast brings a sense of optimism and friendship to the task, making the film feel enjoyable even when the incidents the men face feel a touch too contrived. While it is not innovative, it is a pleasurable chapter in the tradition of Latin American stories about the lives of everyday working-class men and women. (7 p.m. Thu.)</w:t>
+        <w:t>Minnesota's congressional Republicans, none of whom voted for the infrastructure bill, criticized the president and his party in a Tuesday morning Zoom call, blaming his administration for higher inflation and rising energy prices.</w:t>
         <w:br/>
-        <w:t>Jon Garaño &amp; Jose Mari Goenaga's empathetic drama "Flowers" is Spain's official selection for the 2016 Oscars. It's the first time in history the best foreign language nominee was filmed in the Basque language. Deeply touching, slightly chilling and occasionally darkly comic, the film calls to mind the work of Pedro Almodóvar, though much more painterly in terms of color and tone. Construction-site office worker Ane (Nagore Aranburu) begins receiving flowers from an anonymous, and presumably unknown, admirer. As Ane tries to learn who's sending them, the aging Tere (Itziar Aizpuru) hopes her only son, Beñat (Josean Bengoetxea), and his forceful wife, Lourdes (Itziar Ituño), will give her a grandchild - only to be disappointed. When tragedy strikes suddenly, flowers start to appear again; in Basque country, flowers work both as expressions of love and memorial bouquets at highway sites of traffic fatalities. The film is a poignant, beautiful bouquet. (1:30 p.m. Fri. and 5:15 p.m. Sun.)</w:t>
+        <w:t>"When President Joe Biden says he's coming to Minnesota to promote his failed policies, I was excited, so Minnesotans can see firsthand the crises that have come upon us," said Republican U.S. Rep. Pete Stauber.</w:t>
         <w:br/>
-        <w:t>Kristen Wiig, in an outstanding dramatic turn, leads the cast of the unconventional indie drama "Nasty Baby," which co-stars director Sebastián Silva. The centers of the episodic story are Brooklyn-based artist Freddy (Silva), his boyfriend Mo (Tunde Adebimpe) and their best friend Polly (Wiig), who is trying to carry a baby for the pair. The medical and emotional challenges of conception and creating the three-way family are darkened further by increasingly threatening confrontations with a neighbor who just might be a violent madman. (9:30 p.m. Fri. and 10 p.m. Mon.)</w:t>
+        <w:t>Hundreds of people lined the roadway across from Dakota County Technical College to protest Biden's visit, ranging from supporters of former President Donald Trump to Ethiopians on all sides of the country's civil war asking that Biden re-examine his foreign policy.</w:t>
         <w:br/>
-        <w:t>Other highlights of the festival include the drug war documentary "Kingdom of Shadows," the social thriller "Paulina," the humorous international aid worker drama "A Perfect Day" and the youthful romantic comedy "It's Now Or Never." There are edge-of-your-seat thrillers like "The Clan" and "The Vanished Elephant," artistic gems like visiting director Tito Molina's "Silence in Dreamland" and Patricio Guzman's "The Pearl Button," and unconventional dramas like "Talk."</w:t>
+        <w:t>Among the many DFL officials joining Biden were Minnesota Gov. Tim Walz, U.S. Sens. Amy Klobuchar and Tina Smith, and Reps. Dean Phillips, Betty McCollum and Angie Craig, whose Second Congressional District includes Dakota County. DFL Rep. Ilhan Omar, who did not vote for the infrastructure bill, held a virtual town hall Tuesday and was not in attendance.</w:t>
         <w:br/>
-        <w:t>Colin Covert · 612-673-7186</w:t>
+        <w:t>The White House projects that Minnesota's share of the legislation will mean $4.5 billion for highways and about $300 million for bridges within a five-year span.</w:t>
         <w:br/>
-        <w:t>Cine Latino</w:t>
+        <w:t>The state is also expected to see at least $100 million for broadband, over $800 million for public transportation and $680 million for water projects.</w:t>
         <w:br/>
-        <w:t>When: Thu.-Nov. 25.</w:t>
+        <w:t>"These students are looking forward to all those jobs, which we know are out there right now," Klobuchar said before Biden's remarks. "We're not going to have a shortage of sports marketing degrees, we're going to have a shortage of ... construction workers, and plumbers and electricians."</w:t>
         <w:br/>
-        <w:t>Where: St. Anthony Main Theatre.</w:t>
+        <w:t>Before his remarks, Biden toured the heavy machinery facilities on campus, peppering students with questions about what kinds of programs are offered for both truck driving and advancements in electric vehicles.</w:t>
         <w:br/>
-        <w:t>Tickets: $10 general, $7 Film Society members. Complete schedule at mspfilm.org.</w:t>
+        <w:t>He promised the technical college students that the Build Back Better Act will increase financial aid to help them "carry the load you have to carry."</w:t>
+        <w:br/>
+        <w:t>"Places like this are going to train the next generation of workers to do the jobs that my infrastructure law and our Build Back Better Act are going to put into even greater demand," Biden said. "We're going to need more qualified people, and we're talking about students learning how to repair electric vehicles and batteries and drive trucks."</w:t>
+        <w:br/>
+        <w:t>The visit comes at a critical time in Biden's first year as president.</w:t>
+        <w:br/>
+        <w:t>He won Minnesota last fall by 7 percentage points, but a Minnesota poll from September found voters here are now more divided on his job performance.</w:t>
+        <w:br/>
+        <w:t>Several congressional races in Minnesota, including the Second District where he visited Tuesday, are being targeted by national Republicans as they try to take back the House in next fall's midterms.</w:t>
+        <w:br/>
+        <w:t>"No question, he's here to try to shore up the faltering campaigns of Angie Craig and Gov. Walz," state Republican Party Chairman David Hann said Tuesday. "But I think the fact that they are choosing to link themselves so closely to the failed policies of the Biden presidency are going to mean that for Minnesotans, they're going to have a clear choice next year."</w:t>
+        <w:br/>
+        <w:t>Democrats hope the construction and jobs generated by the infrastructure bill will be signs for years to come of the accomplishments of the party.</w:t>
+        <w:br/>
+        <w:t>But Biden acknowledged the ongoing challenges of his administration, including the battle against the pandemic. He promised to lay out a plan later this week to fight variants of COVID by encouraging vaccinations, not lockdowns.</w:t>
+        <w:br/>
+        <w:t>The jobs and construction from the infrastructure bill will help build the economy back from the pandemic from the "bottom up and middle out," he said.</w:t>
+        <w:br/>
+        <w:t>"This law does something truly historic, it's going to help rebuild the backbone of this nation, working people and the middle class," Biden said. "The hardworking, middle class folks, working class folks who built the country."</w:t>
+        <w:br/>
+        <w:t>Staff writer Zoë Jackson contributed to this report.</w:t>
+        <w:br/>
+        <w:t>Briana Bierschbach · 651-925-5042</w:t>
+        <w:br/>
+        <w:t>Twitter: @bbierschbach</w:t>
+        <w:br/>
+        <w:t>Hunter Woodall · 612-673-4559</w:t>
+        <w:br/>
+        <w:t>Twitter: @huntermw</w:t>
       </w:r>
     </w:p>
     <w:sectPr>
